--- a/docs/irb/project/gaze-contingency-questionnaires-draft.docx
+++ b/docs/irb/project/gaze-contingency-questionnaires-draft.docx
@@ -4667,7 +4667,7 @@
         <w:t xml:space="preserve">9.1. </w:t>
       </w:r>
       <w:r>
-        <w:t>What strategy did you use to find the announced targets?</w:t>
+        <w:t>What strategy did you use to locate the announced targets?</w:t>
       </w:r>
     </w:p>
     <w:p>
